--- a/отчет4лаба.docx
+++ b/отчет4лаба.docx
@@ -379,6 +379,7 @@
     <w:p>
       <w:pPr>
         <w:pStyle w:val="25"/>
+        <w:jc w:val="center"/>
       </w:pPr>
       <w:r>
         <w:t>Введение</w:t>
@@ -4267,6 +4268,8 @@
                 <w14:ligatures w14:val="standardContextual"/>
               </w:rPr>
             </w:pPr>
+            <w:bookmarkStart w:id="0" w:name="_GoBack"/>
+            <w:bookmarkEnd w:id="0"/>
             <w:r>
               <w:rPr>
                 <w:rFonts w:hint="default"/>
@@ -4492,11 +4495,8 @@
     </w:p>
     <w:p>
       <w:pPr>
-        <w:pStyle w:val="18"/>
-        <w:keepNext w:val="0"/>
-        <w:keepLines w:val="0"/>
-        <w:widowControl/>
-        <w:suppressLineNumbers w:val="0"/>
+        <w:pStyle w:val="24"/>
+        <w:bidi w:val="0"/>
       </w:pPr>
       <w:r>
         <w:drawing>
@@ -4559,8 +4559,6 @@
       <w:r>
         <w:t>Изображение №1 - График работы алгоритма</w:t>
       </w:r>
-      <w:bookmarkStart w:id="0" w:name="_GoBack"/>
-      <w:bookmarkEnd w:id="0"/>
     </w:p>
     <w:p>
       <w:pPr>
@@ -4718,6 +4716,16 @@
       <w:pPr>
         <w:pStyle w:val="24"/>
         <w:jc w:val="both"/>
+        <w:rPr>
+          <w:sz w:val="32"/>
+          <w:szCs w:val="28"/>
+        </w:rPr>
+      </w:pPr>
+    </w:p>
+    <w:p>
+      <w:pPr>
+        <w:pStyle w:val="24"/>
+        <w:jc w:val="center"/>
         <w:rPr>
           <w:sz w:val="32"/>
           <w:szCs w:val="28"/>
@@ -6623,8 +6631,8 @@
     <w:lsdException w:uiPriority="99" w:name="Normal Indent"/>
     <w:lsdException w:uiPriority="99" w:name="footnote text"/>
     <w:lsdException w:uiPriority="99" w:name="annotation text"/>
-    <w:lsdException w:uiPriority="99" w:semiHidden="0" w:name="header"/>
-    <w:lsdException w:uiPriority="99" w:semiHidden="0" w:name="footer"/>
+    <w:lsdException w:qFormat="1" w:uiPriority="99" w:semiHidden="0" w:name="header"/>
+    <w:lsdException w:qFormat="1" w:uiPriority="99" w:semiHidden="0" w:name="footer"/>
     <w:lsdException w:uiPriority="99" w:name="index heading"/>
     <w:lsdException w:qFormat="1" w:uiPriority="35" w:name="caption"/>
     <w:lsdException w:uiPriority="99" w:name="table of figures"/>
@@ -6657,7 +6665,7 @@
     <w:lsdException w:qFormat="1" w:unhideWhenUsed="0" w:uiPriority="10" w:semiHidden="0" w:name="Title"/>
     <w:lsdException w:uiPriority="99" w:name="Closing"/>
     <w:lsdException w:uiPriority="99" w:name="Signature"/>
-    <w:lsdException w:uiPriority="1" w:name="Default Paragraph Font"/>
+    <w:lsdException w:qFormat="1" w:uiPriority="1" w:name="Default Paragraph Font"/>
     <w:lsdException w:uiPriority="99" w:name="Body Text"/>
     <w:lsdException w:uiPriority="99" w:name="Body Text Indent"/>
     <w:lsdException w:uiPriority="99" w:name="List Continue"/>
@@ -6677,21 +6685,21 @@
     <w:lsdException w:uiPriority="99" w:name="Body Text Indent 2"/>
     <w:lsdException w:uiPriority="99" w:name="Body Text Indent 3"/>
     <w:lsdException w:uiPriority="99" w:name="Block Text"/>
-    <w:lsdException w:uiPriority="99" w:semiHidden="0" w:name="Hyperlink"/>
+    <w:lsdException w:qFormat="1" w:uiPriority="99" w:semiHidden="0" w:name="Hyperlink"/>
     <w:lsdException w:uiPriority="99" w:name="FollowedHyperlink"/>
     <w:lsdException w:qFormat="1" w:unhideWhenUsed="0" w:uiPriority="22" w:semiHidden="0" w:name="Strong"/>
     <w:lsdException w:qFormat="1" w:unhideWhenUsed="0" w:uiPriority="20" w:semiHidden="0" w:name="Emphasis"/>
     <w:lsdException w:uiPriority="99" w:name="Document Map"/>
     <w:lsdException w:uiPriority="99" w:name="Plain Text"/>
     <w:lsdException w:uiPriority="99" w:name="E-mail Signature"/>
-    <w:lsdException w:uiPriority="99" w:name="Normal (Web)"/>
+    <w:lsdException w:qFormat="1" w:uiPriority="99" w:name="Normal (Web)"/>
     <w:lsdException w:uiPriority="99" w:name="HTML Acronym"/>
     <w:lsdException w:uiPriority="99" w:name="HTML Address"/>
     <w:lsdException w:uiPriority="99" w:name="HTML Cite"/>
-    <w:lsdException w:uiPriority="99" w:name="HTML Code"/>
+    <w:lsdException w:qFormat="1" w:uiPriority="99" w:name="HTML Code"/>
     <w:lsdException w:uiPriority="99" w:name="HTML Definition"/>
     <w:lsdException w:uiPriority="99" w:name="HTML Keyboard"/>
-    <w:lsdException w:uiPriority="99" w:name="HTML Preformatted"/>
+    <w:lsdException w:qFormat="1" w:uiPriority="99" w:name="HTML Preformatted"/>
     <w:lsdException w:uiPriority="99" w:name="HTML Sample"/>
     <w:lsdException w:uiPriority="99" w:name="HTML Typewriter"/>
     <w:lsdException w:uiPriority="99" w:name="HTML Variable"/>
@@ -6740,7 +6748,7 @@
     <w:lsdException w:uiPriority="99" w:name="Table Web 2"/>
     <w:lsdException w:uiPriority="99" w:name="Table Web 3"/>
     <w:lsdException w:uiPriority="99" w:name="Balloon Text"/>
-    <w:lsdException w:unhideWhenUsed="0" w:uiPriority="39" w:semiHidden="0" w:name="Table Grid"/>
+    <w:lsdException w:qFormat="1" w:unhideWhenUsed="0" w:uiPriority="39" w:semiHidden="0" w:name="Table Grid"/>
     <w:lsdException w:uiPriority="99" w:name="Table Theme"/>
     <w:lsdException w:qFormat="1" w:unhideWhenUsed="0" w:uiPriority="34" w:semiHidden="0" w:name="List Paragraph"/>
     <w:lsdException w:qFormat="1" w:unhideWhenUsed="0" w:uiPriority="29" w:semiHidden="0" w:name="Quote"/>
@@ -6988,6 +6996,7 @@
     <w:name w:val="Default Paragraph Font"/>
     <w:semiHidden/>
     <w:unhideWhenUsed/>
+    <w:qFormat/>
     <w:uiPriority w:val="1"/>
   </w:style>
   <w:style w:type="table" w:default="1" w:styleId="12">
@@ -7009,6 +7018,7 @@
     <w:name w:val="Hyperlink"/>
     <w:basedOn w:val="11"/>
     <w:unhideWhenUsed/>
+    <w:qFormat/>
     <w:uiPriority w:val="99"/>
     <w:rPr>
       <w:color w:val="467886" w:themeColor="hyperlink"/>
@@ -7025,6 +7035,7 @@
     <w:basedOn w:val="11"/>
     <w:semiHidden/>
     <w:unhideWhenUsed/>
+    <w:qFormat/>
     <w:uiPriority w:val="99"/>
     <w:rPr>
       <w:rFonts w:ascii="Courier New" w:hAnsi="Courier New" w:cs="Courier New"/>
@@ -7037,6 +7048,7 @@
     <w:basedOn w:val="1"/>
     <w:link w:val="47"/>
     <w:unhideWhenUsed/>
+    <w:qFormat/>
     <w:uiPriority w:val="99"/>
     <w:pPr>
       <w:tabs>
@@ -7070,6 +7082,7 @@
     <w:basedOn w:val="1"/>
     <w:link w:val="48"/>
     <w:unhideWhenUsed/>
+    <w:qFormat/>
     <w:uiPriority w:val="99"/>
     <w:pPr>
       <w:tabs>
@@ -7083,6 +7096,7 @@
     <w:name w:val="Normal (Web)"/>
     <w:semiHidden/>
     <w:unhideWhenUsed/>
+    <w:qFormat/>
     <w:uiPriority w:val="99"/>
     <w:pPr>
       <w:spacing w:before="0" w:beforeAutospacing="1" w:after="0" w:afterAutospacing="1"/>
@@ -7090,6 +7104,7 @@
       <w:jc w:val="left"/>
     </w:pPr>
     <w:rPr>
+      <w:rFonts w:ascii="Times New Roman" w:hAnsi="Times New Roman" w:eastAsia="SimSun" w:cs="Times New Roman"/>
       <w:kern w:val="0"/>
       <w:sz w:val="24"/>
       <w:szCs w:val="24"/>
@@ -7123,6 +7138,7 @@
     <w:name w:val="HTML Preformatted"/>
     <w:semiHidden/>
     <w:unhideWhenUsed/>
+    <w:qFormat/>
     <w:uiPriority w:val="99"/>
     <w:pPr>
       <w:tabs>
@@ -7156,6 +7172,7 @@
   <w:style w:type="table" w:styleId="21">
     <w:name w:val="Table Grid"/>
     <w:basedOn w:val="12"/>
+    <w:qFormat/>
     <w:uiPriority w:val="39"/>
     <w:pPr>
       <w:spacing w:after="0" w:line="240" w:lineRule="auto"/>
@@ -7191,6 +7208,7 @@
     <w:name w:val="ГОСТ 14пт Знак"/>
     <w:basedOn w:val="11"/>
     <w:link w:val="22"/>
+    <w:qFormat/>
     <w:uiPriority w:val="0"/>
     <w:rPr>
       <w:rFonts w:ascii="Times New Roman" w:hAnsi="Times New Roman"/>
@@ -7261,6 +7279,7 @@
     <w:basedOn w:val="11"/>
     <w:link w:val="3"/>
     <w:semiHidden/>
+    <w:qFormat/>
     <w:uiPriority w:val="9"/>
     <w:rPr>
       <w:rFonts w:asciiTheme="majorHAnsi" w:hAnsiTheme="majorHAnsi" w:eastAsiaTheme="majorEastAsia" w:cstheme="majorBidi"/>
@@ -7274,6 +7293,7 @@
     <w:basedOn w:val="11"/>
     <w:link w:val="4"/>
     <w:semiHidden/>
+    <w:qFormat/>
     <w:uiPriority w:val="9"/>
     <w:rPr>
       <w:rFonts w:eastAsiaTheme="majorEastAsia" w:cstheme="majorBidi"/>
@@ -7287,6 +7307,7 @@
     <w:basedOn w:val="11"/>
     <w:link w:val="5"/>
     <w:semiHidden/>
+    <w:qFormat/>
     <w:uiPriority w:val="9"/>
     <w:rPr>
       <w:rFonts w:eastAsiaTheme="majorEastAsia" w:cstheme="majorBidi"/>
@@ -7300,6 +7321,7 @@
     <w:basedOn w:val="11"/>
     <w:link w:val="6"/>
     <w:semiHidden/>
+    <w:qFormat/>
     <w:uiPriority w:val="9"/>
     <w:rPr>
       <w:rFonts w:eastAsiaTheme="majorEastAsia" w:cstheme="majorBidi"/>
@@ -7332,6 +7354,7 @@
     <w:basedOn w:val="11"/>
     <w:link w:val="8"/>
     <w:semiHidden/>
+    <w:qFormat/>
     <w:uiPriority w:val="9"/>
     <w:rPr>
       <w:rFonts w:eastAsiaTheme="majorEastAsia" w:cstheme="majorBidi"/>
@@ -7351,6 +7374,7 @@
     <w:basedOn w:val="11"/>
     <w:link w:val="9"/>
     <w:semiHidden/>
+    <w:qFormat/>
     <w:uiPriority w:val="9"/>
     <w:rPr>
       <w:rFonts w:eastAsiaTheme="majorEastAsia" w:cstheme="majorBidi"/>
@@ -7390,6 +7414,7 @@
     <w:name w:val="Заголовок Знак"/>
     <w:basedOn w:val="11"/>
     <w:link w:val="16"/>
+    <w:qFormat/>
     <w:uiPriority w:val="10"/>
     <w:rPr>
       <w:rFonts w:asciiTheme="majorHAnsi" w:hAnsiTheme="majorHAnsi" w:eastAsiaTheme="majorEastAsia" w:cstheme="majorBidi"/>
@@ -7511,6 +7536,7 @@
     <w:name w:val="Выделенная цитата Знак"/>
     <w:basedOn w:val="11"/>
     <w:link w:val="43"/>
+    <w:qFormat/>
     <w:uiPriority w:val="30"/>
     <w:rPr>
       <w:i/>
@@ -7536,6 +7562,7 @@
     <w:basedOn w:val="11"/>
     <w:semiHidden/>
     <w:unhideWhenUsed/>
+    <w:qFormat/>
     <w:uiPriority w:val="99"/>
     <w:rPr>
       <w:color w:val="605E5C"/>
@@ -7546,12 +7573,14 @@
     <w:name w:val="Верхний колонтитул Знак"/>
     <w:basedOn w:val="11"/>
     <w:link w:val="15"/>
+    <w:qFormat/>
     <w:uiPriority w:val="99"/>
   </w:style>
   <w:style w:type="character" w:customStyle="1" w:styleId="48">
     <w:name w:val="Нижний колонтитул Знак"/>
     <w:basedOn w:val="11"/>
     <w:link w:val="17"/>
+    <w:qFormat/>
     <w:uiPriority w:val="99"/>
   </w:style>
 </w:styles>
